--- a/pr-preview/pr-11/p-and-np.docx
+++ b/pr-preview/pr-11/p-and-np.docx
@@ -15,7 +15,7 @@
         <w:pStyle w:val="Date"/>
       </w:pPr>
       <w:r>
-        <w:t xml:space="preserve">Last modified: 2026-10-14 11:03:27 (PDT)</w:t>
+        <w:t xml:space="preserve">Last modified: 2026-10-14 11:42:40 (PDT)</w:t>
       </w:r>
     </w:p>
     <w:p>
@@ -2003,7 +2003,7 @@
         <w:t xml:space="preserve"> </w:t>
       </w:r>
       <w:r>
-        <w:t xml:space="preserve">For an input</w:t>
+        <w:t xml:space="preserve">Let</w:t>
       </w:r>
       <w:r>
         <w:t xml:space="preserve"> </w:t>
@@ -2017,7 +2017,7 @@
         <w:t xml:space="preserve"> </w:t>
       </w:r>
       <w:r>
-        <w:t xml:space="preserve">to</w:t>
+        <w:t xml:space="preserve">be an input to</w:t>
       </w:r>
       <w:r>
         <w:t xml:space="preserve"> </w:t>
@@ -2037,13 +2037,7 @@
         <w:t xml:space="preserve"> </w:t>
       </w:r>
       <w:r>
-        <w:t xml:space="preserve">a certificate is the independent set itself,</w:t>
-      </w:r>
-      <w:r>
-        <w:t xml:space="preserve"> </w:t>
-      </w:r>
-      <w:r>
-        <w:t xml:space="preserve">written as</w:t>
+        <w:t xml:space="preserve">with a graph of</w:t>
       </w:r>
       <w:r>
         <w:t xml:space="preserve"> </w:t>
@@ -2057,138 +2051,18 @@
         <w:t xml:space="preserve"> </w:t>
       </w:r>
       <w:r>
-        <w:t xml:space="preserve">binary digits that mark which vertices it holds.</w:t>
-      </w:r>
-      <w:r>
-        <w:t xml:space="preserve"> </w:t>
-      </w:r>
-      <w:r>
-        <w:t xml:space="preserve">Since</w:t>
-      </w:r>
-      <w:r>
-        <w:t xml:space="preserve"> </w:t>
-      </w:r>
-      <m:oMath>
-        <m:r>
-          <m:t>m</m:t>
-        </m:r>
-      </m:oMath>
-      <w:r>
-        <w:t xml:space="preserve"> </w:t>
-      </w:r>
-      <w:r>
-        <w:t xml:space="preserve">is fixed by the length of the adjacency matrix in</w:t>
-      </w:r>
-      <w:r>
-        <w:t xml:space="preserve"> </w:t>
-      </w:r>
-      <m:oMath>
-        <m:r>
-          <m:t>x</m:t>
-        </m:r>
-      </m:oMath>
-      <w:r>
-        <w:t xml:space="preserve">,</w:t>
-      </w:r>
-      <w:r>
-        <w:t xml:space="preserve"> </w:t>
-      </w:r>
-      <w:r>
-        <w:t xml:space="preserve">the certificate’s length depends only on</w:t>
-      </w:r>
-      <w:r>
-        <w:t xml:space="preserve"> </w:t>
-      </w:r>
-      <m:oMath>
-        <m:r>
-          <m:rPr>
-            <m:sty m:val="p"/>
-          </m:rPr>
-          <m:t>|</m:t>
-        </m:r>
-        <m:r>
-          <m:t>x</m:t>
-        </m:r>
-        <m:r>
-          <m:rPr>
-            <m:sty m:val="p"/>
-          </m:rPr>
-          <m:t>|</m:t>
-        </m:r>
-      </m:oMath>
-      <w:r>
-        <w:t xml:space="preserve">, as</w:t>
-      </w:r>
-      <w:r>
-        <w:t xml:space="preserve"> </w:t>
-      </w:r>
-      <w:hyperlink w:anchor="def-class-np">
-        <w:r>
-          <w:rPr>
-            <w:rStyle w:val="Hyperlink"/>
-          </w:rPr>
-          <w:t xml:space="preserve">Definition 5</w:t>
-        </w:r>
-      </w:hyperlink>
-      <w:r>
-        <w:t xml:space="preserve"> </w:t>
-      </w:r>
-      <w:r>
-        <w:t xml:space="preserve">requires.</w:t>
-      </w:r>
-      <w:r>
-        <w:t xml:space="preserve"> </w:t>
-      </w:r>
-      <w:r>
-        <w:t xml:space="preserve">The verifier checks that</w:t>
-      </w:r>
-      <w:r>
-        <w:t xml:space="preserve"> </w:t>
-      </w:r>
-      <m:oMath>
-        <m:r>
-          <m:t>k</m:t>
-        </m:r>
-      </m:oMath>
-      <w:r>
-        <w:t xml:space="preserve"> </w:t>
-      </w:r>
-      <w:r>
-        <w:t xml:space="preserve">digits are</w:t>
-      </w:r>
-      <w:r>
-        <w:t xml:space="preserve"> </w:t>
-      </w:r>
-      <m:oMath>
-        <m:r>
-          <m:t>1</m:t>
-        </m:r>
-      </m:oMath>
-      <w:r>
-        <w:t xml:space="preserve"> </w:t>
-      </w:r>
-      <w:r>
-        <w:t xml:space="preserve">and that no two marked vertices are adjacent.</w:t>
-      </w:r>
-      <w:r>
-        <w:t xml:space="preserve"> </w:t>
-      </w:r>
-      <w:r>
-        <w:t xml:space="preserve">That takes</w:t>
-      </w:r>
-      <w:r>
-        <w:t xml:space="preserve"> </w:t>
-      </w:r>
-      <m:oMath>
-        <m:r>
-          <m:t>O</m:t>
-        </m:r>
-        <m:r>
-          <m:rPr>
-            <m:sty m:val="p"/>
-          </m:rPr>
-          <m:t>(</m:t>
-        </m:r>
+        <w:t xml:space="preserve">vertices.</w:t>
+      </w:r>
+      <w:r>
+        <w:t xml:space="preserve"> </w:t>
+      </w:r>
+      <w:r>
+        <w:t xml:space="preserve">Its adjacency matrix has</w:t>
+      </w:r>
+      <w:r>
+        <w:t xml:space="preserve"> </w:t>
+      </w:r>
+      <m:oMath>
         <m:sSup>
           <m:e>
             <m:r>
@@ -2205,8 +2079,265 @@
           <m:rPr>
             <m:sty m:val="p"/>
           </m:rPr>
+          <m:t>≥</m:t>
+        </m:r>
+        <m:r>
+          <m:t>m</m:t>
+        </m:r>
+      </m:oMath>
+      <w:r>
+        <w:t xml:space="preserve"> </w:t>
+      </w:r>
+      <w:r>
+        <w:t xml:space="preserve">entries, so</w:t>
+      </w:r>
+      <w:r>
+        <w:t xml:space="preserve"> </w:t>
+      </w:r>
+      <m:oMath>
+        <m:r>
+          <m:t>m</m:t>
+        </m:r>
+        <m:r>
+          <m:rPr>
+            <m:sty m:val="p"/>
+          </m:rPr>
+          <m:t>≤</m:t>
+        </m:r>
+        <m:r>
+          <m:rPr>
+            <m:sty m:val="p"/>
+          </m:rPr>
+          <m:t>|</m:t>
+        </m:r>
+        <m:r>
+          <m:t>x</m:t>
+        </m:r>
+        <m:r>
+          <m:rPr>
+            <m:sty m:val="p"/>
+          </m:rPr>
+          <m:t>|</m:t>
+        </m:r>
+      </m:oMath>
+      <w:r>
+        <w:t xml:space="preserve">.</w:t>
+      </w:r>
+      <w:r>
+        <w:t xml:space="preserve"> </w:t>
+      </w:r>
+      <w:r>
+        <w:t xml:space="preserve">Take</w:t>
+      </w:r>
+      <w:r>
+        <w:t xml:space="preserve"> </w:t>
+      </w:r>
+      <m:oMath>
+        <m:r>
+          <m:t>q</m:t>
+        </m:r>
+        <m:r>
+          <m:rPr>
+            <m:sty m:val="p"/>
+          </m:rPr>
+          <m:t>(</m:t>
+        </m:r>
+        <m:r>
+          <m:t>n</m:t>
+        </m:r>
+        <m:r>
+          <m:rPr>
+            <m:sty m:val="p"/>
+          </m:rPr>
           <m:t>)</m:t>
         </m:r>
+        <m:r>
+          <m:rPr>
+            <m:sty m:val="p"/>
+          </m:rPr>
+          <m:t>=</m:t>
+        </m:r>
+        <m:r>
+          <m:t>n</m:t>
+        </m:r>
+      </m:oMath>
+      <w:r>
+        <w:t xml:space="preserve"> </w:t>
+      </w:r>
+      <w:r>
+        <w:t xml:space="preserve">in</w:t>
+      </w:r>
+      <w:r>
+        <w:t xml:space="preserve"> </w:t>
+      </w:r>
+      <w:hyperlink w:anchor="def-class-np">
+        <w:r>
+          <w:rPr>
+            <w:rStyle w:val="Hyperlink"/>
+          </w:rPr>
+          <w:t xml:space="preserve">Definition 5</w:t>
+        </w:r>
+      </w:hyperlink>
+      <w:r>
+        <w:t xml:space="preserve">,</w:t>
+      </w:r>
+      <w:r>
+        <w:t xml:space="preserve"> </w:t>
+      </w:r>
+      <w:r>
+        <w:t xml:space="preserve">so a certificate</w:t>
+      </w:r>
+      <w:r>
+        <w:t xml:space="preserve"> </w:t>
+      </w:r>
+      <m:oMath>
+        <m:r>
+          <m:t>u</m:t>
+        </m:r>
+      </m:oMath>
+      <w:r>
+        <w:t xml:space="preserve"> </w:t>
+      </w:r>
+      <w:r>
+        <w:t xml:space="preserve">has</w:t>
+      </w:r>
+      <w:r>
+        <w:t xml:space="preserve"> </w:t>
+      </w:r>
+      <m:oMath>
+        <m:r>
+          <m:rPr>
+            <m:sty m:val="p"/>
+          </m:rPr>
+          <m:t>|</m:t>
+        </m:r>
+        <m:r>
+          <m:t>x</m:t>
+        </m:r>
+        <m:r>
+          <m:rPr>
+            <m:sty m:val="p"/>
+          </m:rPr>
+          <m:t>|</m:t>
+        </m:r>
+      </m:oMath>
+      <w:r>
+        <w:t xml:space="preserve"> </w:t>
+      </w:r>
+      <w:r>
+        <w:t xml:space="preserve">binary digits.</w:t>
+      </w:r>
+      <w:r>
+        <w:t xml:space="preserve"> </w:t>
+      </w:r>
+      <w:r>
+        <w:t xml:space="preserve">Its first</w:t>
+      </w:r>
+      <w:r>
+        <w:t xml:space="preserve"> </w:t>
+      </w:r>
+      <m:oMath>
+        <m:r>
+          <m:t>m</m:t>
+        </m:r>
+      </m:oMath>
+      <w:r>
+        <w:t xml:space="preserve"> </w:t>
+      </w:r>
+      <w:r>
+        <w:t xml:space="preserve">digits mark the vertices of a proposed independent set,</w:t>
+      </w:r>
+      <w:r>
+        <w:t xml:space="preserve"> </w:t>
+      </w:r>
+      <w:r>
+        <w:t xml:space="preserve">and the verifier ignores the rest.</w:t>
+      </w:r>
+      <w:r>
+        <w:t xml:space="preserve"> </w:t>
+      </w:r>
+      <w:r>
+        <w:t xml:space="preserve">The verifier checks that</w:t>
+      </w:r>
+      <w:r>
+        <w:t xml:space="preserve"> </w:t>
+      </w:r>
+      <m:oMath>
+        <m:r>
+          <m:t>k</m:t>
+        </m:r>
+      </m:oMath>
+      <w:r>
+        <w:t xml:space="preserve"> </w:t>
+      </w:r>
+      <w:r>
+        <w:t xml:space="preserve">of those</w:t>
+      </w:r>
+      <w:r>
+        <w:t xml:space="preserve"> </w:t>
+      </w:r>
+      <m:oMath>
+        <m:r>
+          <m:t>m</m:t>
+        </m:r>
+      </m:oMath>
+      <w:r>
+        <w:t xml:space="preserve"> </w:t>
+      </w:r>
+      <w:r>
+        <w:t xml:space="preserve">digits are</w:t>
+      </w:r>
+      <w:r>
+        <w:t xml:space="preserve"> </w:t>
+      </w:r>
+      <m:oMath>
+        <m:r>
+          <m:t>1</m:t>
+        </m:r>
+      </m:oMath>
+      <w:r>
+        <w:t xml:space="preserve"> </w:t>
+      </w:r>
+      <w:r>
+        <w:t xml:space="preserve">and that no two marked vertices are adjacent.</w:t>
+      </w:r>
+      <w:r>
+        <w:t xml:space="preserve"> </w:t>
+      </w:r>
+      <w:r>
+        <w:t xml:space="preserve">That takes</w:t>
+      </w:r>
+      <w:r>
+        <w:t xml:space="preserve"> </w:t>
+      </w:r>
+      <m:oMath>
+        <m:r>
+          <m:t>O</m:t>
+        </m:r>
+        <m:r>
+          <m:rPr>
+            <m:sty m:val="p"/>
+          </m:rPr>
+          <m:t>(</m:t>
+        </m:r>
+        <m:sSup>
+          <m:e>
+            <m:r>
+              <m:t>m</m:t>
+            </m:r>
+          </m:e>
+          <m:sup>
+            <m:r>
+              <m:t>2</m:t>
+            </m:r>
+          </m:sup>
+        </m:sSup>
+        <m:r>
+          <m:rPr>
+            <m:sty m:val="p"/>
+          </m:rPr>
+          <m:t>)</m:t>
+        </m:r>
       </m:oMath>
       <w:r>
         <w:t xml:space="preserve"> </w:t>
@@ -2241,7 +2372,49 @@
         </m:r>
       </m:oMath>
       <w:r>
-        <w:t xml:space="preserve">,</w:t>
+        <w:t xml:space="preserve">.</w:t>
+      </w:r>
+      <w:r>
+        <w:t xml:space="preserve"> </w:t>
+      </w:r>
+      <m:oMath>
+        <m:r>
+          <m:t>G</m:t>
+        </m:r>
+      </m:oMath>
+      <w:r>
+        <w:t xml:space="preserve"> </w:t>
+      </w:r>
+      <w:r>
+        <w:t xml:space="preserve">has an independent set of</w:t>
+      </w:r>
+      <w:r>
+        <w:t xml:space="preserve"> </w:t>
+      </w:r>
+      <m:oMath>
+        <m:r>
+          <m:t>k</m:t>
+        </m:r>
+      </m:oMath>
+      <w:r>
+        <w:t xml:space="preserve"> </w:t>
+      </w:r>
+      <w:r>
+        <w:t xml:space="preserve">vertices exactly when some such</w:t>
+      </w:r>
+      <w:r>
+        <w:t xml:space="preserve"> </w:t>
+      </w:r>
+      <m:oMath>
+        <m:r>
+          <m:t>u</m:t>
+        </m:r>
+      </m:oMath>
+      <w:r>
+        <w:t xml:space="preserve"> </w:t>
+      </w:r>
+      <w:r>
+        <w:t xml:space="preserve">passes,</w:t>
       </w:r>
       <w:r>
         <w:t xml:space="preserve"> </w:t>
